--- a/lessons/4-5-group1/homework.docx
+++ b/lessons/4-5-group1/homework.docx
@@ -80,7 +80,7 @@
         <w:spacing w:after="60" w:before="0"/>
       </w:pPr>
       <w:r>
-        <w:t xml:space="preserve">Content: With my small group, I can solve problems involving discounts, markups, tax, and tips using percents — one step at a time, with support.</w:t>
+        <w:t xml:space="preserve">Content: With my small group, I can determine the whole when I know a part and the percent that part represents — one step at a time, with support.</w:t>
       </w:r>
     </w:p>
     <w:p>
@@ -161,10 +161,10 @@
           <w:b/>
           <w:bCs/>
         </w:rPr>
-        <w:t xml:space="preserve">Percent Problem Solving (Resolución de problemas con porcentajes)</w:t>
-      </w:r>
-      <w:r>
-        <w:t xml:space="preserve"> — Use a percent to find a part, a whole, or a percent change in a real situation.</w:t>
+        <w:t xml:space="preserve">Determine the Whole Given the Part and Percent (Hallar el total dados la parte y el porcentaje)</w:t>
+      </w:r>
+      <w:r>
+        <w:t xml:space="preserve"> — Working backwards from a part and its percent to find the whole amount it came from.</w:t>
       </w:r>
     </w:p>
     <w:p>
@@ -224,10 +224,73 @@
           <w:b/>
           <w:bCs/>
         </w:rPr>
-        <w:t xml:space="preserve">Discount (Descuento)</w:t>
-      </w:r>
-      <w:r>
-        <w:t xml:space="preserve"> — Money taken off the first price to make it cheaper.</w:t>
+        <w:t xml:space="preserve">Part (Parte)</w:t>
+      </w:r>
+      <w:r>
+        <w:t xml:space="preserve"> — The amount you already know — the piece of the whole that the percent describes.</w:t>
+      </w:r>
+    </w:p>
+    <w:p>
+      <w:pPr>
+        <w:keepNext/>
+        <w:spacing w:after="20" w:before="80"/>
+        <w:jc w:val="center"/>
+      </w:pPr>
+      <w:r>
+        <w:drawing>
+          <wp:inline distT="0" distB="0" distL="0" distR="0">
+            <wp:extent cx="1047750" cy="790575"/>
+            <wp:effectExtent t="0" r="0" b="0" l="0"/>
+            <wp:docPr id="1" name="" descr="" title=""/>
+            <wp:cNvGraphicFramePr>
+              <a:graphicFrameLocks xmlns:a="http://schemas.openxmlformats.org/drawingml/2006/main" noChangeAspect="1"/>
+            </wp:cNvGraphicFramePr>
+            <a:graphic xmlns:a="http://schemas.openxmlformats.org/drawingml/2006/main">
+              <a:graphicData uri="http://schemas.openxmlformats.org/drawingml/2006/picture">
+                <pic:pic xmlns:pic="http://schemas.openxmlformats.org/drawingml/2006/picture">
+                  <pic:nvPicPr>
+                    <pic:cNvPr id="0" name="" descr=""/>
+                    <pic:cNvPicPr>
+                      <a:picLocks noChangeAspect="1" noChangeArrowheads="1"/>
+                    </pic:cNvPicPr>
+                  </pic:nvPicPr>
+                  <pic:blipFill>
+                    <a:blip r:embed="rId7" cstate="none"/>
+                    <a:srcRect/>
+                    <a:stretch>
+                      <a:fillRect/>
+                    </a:stretch>
+                  </pic:blipFill>
+                  <pic:spPr bwMode="auto">
+                    <a:xfrm>
+                      <a:off x="0" y="0"/>
+                      <a:ext cx="1047750" cy="790575"/>
+                    </a:xfrm>
+                    <a:prstGeom prst="rect">
+                      <a:avLst/>
+                    </a:prstGeom>
+                  </pic:spPr>
+                </pic:pic>
+              </a:graphicData>
+            </a:graphic>
+          </wp:inline>
+        </w:drawing>
+      </w:r>
+    </w:p>
+    <w:p>
+      <w:pPr>
+        <w:keepNext/>
+        <w:spacing w:after="120"/>
+      </w:pPr>
+      <w:r>
+        <w:rPr>
+          <w:b/>
+          <w:bCs/>
+        </w:rPr>
+        <w:t xml:space="preserve">Whole (Total)</w:t>
+      </w:r>
+      <w:r>
+        <w:t xml:space="preserve"> — The full amount the percent is measured against. The whole is always 100%.</w:t>
       </w:r>
     </w:p>
     <w:p>
@@ -287,10 +350,10 @@
           <w:b/>
           <w:bCs/>
         </w:rPr>
-        <w:t xml:space="preserve">Markup (Recargo (margen))</w:t>
-      </w:r>
-      <w:r>
-        <w:t xml:space="preserve"> — The extra amount a store adds to what it paid, found by taking a percent of that cost. Cost + markup = selling price.</w:t>
+        <w:t xml:space="preserve">Double number line (Recta numérica doble)</w:t>
+      </w:r>
+      <w:r>
+        <w:t xml:space="preserve"> — Two lines lined up — dollars on one, percents on the other — so matching marks show the same amount two ways.</w:t>
       </w:r>
     </w:p>
     <w:p>
@@ -350,10 +413,10 @@
           <w:b/>
           <w:bCs/>
         </w:rPr>
-        <w:t xml:space="preserve">Tax (Impuesto)</w:t>
-      </w:r>
-      <w:r>
-        <w:t xml:space="preserve"> — Extra money added to the price of a purchase for the government, found by taking a percent of the price. Price + tax = total.</w:t>
+        <w:t xml:space="preserve">Equation (Ecuación)</w:t>
+      </w:r>
+      <w:r>
+        <w:t xml:space="preserve"> — A math sentence with an equal sign. Here it says percent × whole = part, with the whole unknown.</w:t>
       </w:r>
     </w:p>
     <w:p>
@@ -413,10 +476,73 @@
           <w:b/>
           <w:bCs/>
         </w:rPr>
-        <w:t xml:space="preserve">Tip (Propina)</w:t>
-      </w:r>
-      <w:r>
-        <w:t xml:space="preserve"> — Extra money you add for good service, found by taking a percent of the bill. Bill + tip = total.</w:t>
+        <w:t xml:space="preserve">Percent (Porcentaje)</w:t>
+      </w:r>
+      <w:r>
+        <w:t xml:space="preserve"> — A ratio comparing a number to 100. To compute with it, write it in decimal form: 60% = 0.6.</w:t>
+      </w:r>
+    </w:p>
+    <w:p>
+      <w:pPr>
+        <w:keepNext/>
+        <w:spacing w:after="20" w:before="80"/>
+        <w:jc w:val="center"/>
+      </w:pPr>
+      <w:r>
+        <w:drawing>
+          <wp:inline distT="0" distB="0" distL="0" distR="0">
+            <wp:extent cx="1047750" cy="790575"/>
+            <wp:effectExtent t="0" r="0" b="0" l="0"/>
+            <wp:docPr id="1" name="" descr="" title=""/>
+            <wp:cNvGraphicFramePr>
+              <a:graphicFrameLocks xmlns:a="http://schemas.openxmlformats.org/drawingml/2006/main" noChangeAspect="1"/>
+            </wp:cNvGraphicFramePr>
+            <a:graphic xmlns:a="http://schemas.openxmlformats.org/drawingml/2006/main">
+              <a:graphicData uri="http://schemas.openxmlformats.org/drawingml/2006/picture">
+                <pic:pic xmlns:pic="http://schemas.openxmlformats.org/drawingml/2006/picture">
+                  <pic:nvPicPr>
+                    <pic:cNvPr id="0" name="" descr=""/>
+                    <pic:cNvPicPr>
+                      <a:picLocks noChangeAspect="1" noChangeArrowheads="1"/>
+                    </pic:cNvPicPr>
+                  </pic:nvPicPr>
+                  <pic:blipFill>
+                    <a:blip r:embed="rId7" cstate="none"/>
+                    <a:srcRect/>
+                    <a:stretch>
+                      <a:fillRect/>
+                    </a:stretch>
+                  </pic:blipFill>
+                  <pic:spPr bwMode="auto">
+                    <a:xfrm>
+                      <a:off x="0" y="0"/>
+                      <a:ext cx="1047750" cy="790575"/>
+                    </a:xfrm>
+                    <a:prstGeom prst="rect">
+                      <a:avLst/>
+                    </a:prstGeom>
+                  </pic:spPr>
+                </pic:pic>
+              </a:graphicData>
+            </a:graphic>
+          </wp:inline>
+        </w:drawing>
+      </w:r>
+    </w:p>
+    <w:p>
+      <w:pPr>
+        <w:keepNext/>
+        <w:spacing w:after="120"/>
+      </w:pPr>
+      <w:r>
+        <w:rPr>
+          <w:b/>
+          <w:bCs/>
+        </w:rPr>
+        <w:t xml:space="preserve">Percent Problem Solving (Resolución de problemas con porcentajes)</w:t>
+      </w:r>
+      <w:r>
+        <w:t xml:space="preserve"> — Use a percent to find a part, a whole, or a percent change in a real situation.</w:t>
       </w:r>
     </w:p>
     <w:p>
@@ -476,10 +602,199 @@
           <w:b/>
           <w:bCs/>
         </w:rPr>
-        <w:t xml:space="preserve">Percent (Porcentaje)</w:t>
-      </w:r>
-      <w:r>
-        <w:t xml:space="preserve"> — A way to compare a number to 100, shown with the % sign.</w:t>
+        <w:t xml:space="preserve">Discount (Descuento)</w:t>
+      </w:r>
+      <w:r>
+        <w:t xml:space="preserve"> — Money taken off the first price to make it cheaper.</w:t>
+      </w:r>
+    </w:p>
+    <w:p>
+      <w:pPr>
+        <w:keepNext/>
+        <w:spacing w:after="20" w:before="80"/>
+        <w:jc w:val="center"/>
+      </w:pPr>
+      <w:r>
+        <w:drawing>
+          <wp:inline distT="0" distB="0" distL="0" distR="0">
+            <wp:extent cx="1047750" cy="790575"/>
+            <wp:effectExtent t="0" r="0" b="0" l="0"/>
+            <wp:docPr id="1" name="" descr="" title=""/>
+            <wp:cNvGraphicFramePr>
+              <a:graphicFrameLocks xmlns:a="http://schemas.openxmlformats.org/drawingml/2006/main" noChangeAspect="1"/>
+            </wp:cNvGraphicFramePr>
+            <a:graphic xmlns:a="http://schemas.openxmlformats.org/drawingml/2006/main">
+              <a:graphicData uri="http://schemas.openxmlformats.org/drawingml/2006/picture">
+                <pic:pic xmlns:pic="http://schemas.openxmlformats.org/drawingml/2006/picture">
+                  <pic:nvPicPr>
+                    <pic:cNvPr id="0" name="" descr=""/>
+                    <pic:cNvPicPr>
+                      <a:picLocks noChangeAspect="1" noChangeArrowheads="1"/>
+                    </pic:cNvPicPr>
+                  </pic:nvPicPr>
+                  <pic:blipFill>
+                    <a:blip r:embed="rId13" cstate="none"/>
+                    <a:srcRect/>
+                    <a:stretch>
+                      <a:fillRect/>
+                    </a:stretch>
+                  </pic:blipFill>
+                  <pic:spPr bwMode="auto">
+                    <a:xfrm>
+                      <a:off x="0" y="0"/>
+                      <a:ext cx="1047750" cy="790575"/>
+                    </a:xfrm>
+                    <a:prstGeom prst="rect">
+                      <a:avLst/>
+                    </a:prstGeom>
+                  </pic:spPr>
+                </pic:pic>
+              </a:graphicData>
+            </a:graphic>
+          </wp:inline>
+        </w:drawing>
+      </w:r>
+    </w:p>
+    <w:p>
+      <w:pPr>
+        <w:keepNext/>
+        <w:spacing w:after="120"/>
+      </w:pPr>
+      <w:r>
+        <w:rPr>
+          <w:b/>
+          <w:bCs/>
+        </w:rPr>
+        <w:t xml:space="preserve">Markup (Recargo (margen))</w:t>
+      </w:r>
+      <w:r>
+        <w:t xml:space="preserve"> — The extra amount a store adds to what it paid, found by taking a percent of that cost. Cost + markup = selling price.</w:t>
+      </w:r>
+    </w:p>
+    <w:p>
+      <w:pPr>
+        <w:keepNext/>
+        <w:spacing w:after="20" w:before="80"/>
+        <w:jc w:val="center"/>
+      </w:pPr>
+      <w:r>
+        <w:drawing>
+          <wp:inline distT="0" distB="0" distL="0" distR="0">
+            <wp:extent cx="1047750" cy="790575"/>
+            <wp:effectExtent t="0" r="0" b="0" l="0"/>
+            <wp:docPr id="1" name="" descr="" title=""/>
+            <wp:cNvGraphicFramePr>
+              <a:graphicFrameLocks xmlns:a="http://schemas.openxmlformats.org/drawingml/2006/main" noChangeAspect="1"/>
+            </wp:cNvGraphicFramePr>
+            <a:graphic xmlns:a="http://schemas.openxmlformats.org/drawingml/2006/main">
+              <a:graphicData uri="http://schemas.openxmlformats.org/drawingml/2006/picture">
+                <pic:pic xmlns:pic="http://schemas.openxmlformats.org/drawingml/2006/picture">
+                  <pic:nvPicPr>
+                    <pic:cNvPr id="0" name="" descr=""/>
+                    <pic:cNvPicPr>
+                      <a:picLocks noChangeAspect="1" noChangeArrowheads="1"/>
+                    </pic:cNvPicPr>
+                  </pic:nvPicPr>
+                  <pic:blipFill>
+                    <a:blip r:embed="rId14" cstate="none"/>
+                    <a:srcRect/>
+                    <a:stretch>
+                      <a:fillRect/>
+                    </a:stretch>
+                  </pic:blipFill>
+                  <pic:spPr bwMode="auto">
+                    <a:xfrm>
+                      <a:off x="0" y="0"/>
+                      <a:ext cx="1047750" cy="790575"/>
+                    </a:xfrm>
+                    <a:prstGeom prst="rect">
+                      <a:avLst/>
+                    </a:prstGeom>
+                  </pic:spPr>
+                </pic:pic>
+              </a:graphicData>
+            </a:graphic>
+          </wp:inline>
+        </w:drawing>
+      </w:r>
+    </w:p>
+    <w:p>
+      <w:pPr>
+        <w:keepNext/>
+        <w:spacing w:after="120"/>
+      </w:pPr>
+      <w:r>
+        <w:rPr>
+          <w:b/>
+          <w:bCs/>
+        </w:rPr>
+        <w:t xml:space="preserve">Tax (Impuesto)</w:t>
+      </w:r>
+      <w:r>
+        <w:t xml:space="preserve"> — Extra money added to the price of a purchase for the government, found by taking a percent of the price. Price + tax = total.</w:t>
+      </w:r>
+    </w:p>
+    <w:p>
+      <w:pPr>
+        <w:keepNext/>
+        <w:spacing w:after="20" w:before="80"/>
+        <w:jc w:val="center"/>
+      </w:pPr>
+      <w:r>
+        <w:drawing>
+          <wp:inline distT="0" distB="0" distL="0" distR="0">
+            <wp:extent cx="1047750" cy="790575"/>
+            <wp:effectExtent t="0" r="0" b="0" l="0"/>
+            <wp:docPr id="1" name="" descr="" title=""/>
+            <wp:cNvGraphicFramePr>
+              <a:graphicFrameLocks xmlns:a="http://schemas.openxmlformats.org/drawingml/2006/main" noChangeAspect="1"/>
+            </wp:cNvGraphicFramePr>
+            <a:graphic xmlns:a="http://schemas.openxmlformats.org/drawingml/2006/main">
+              <a:graphicData uri="http://schemas.openxmlformats.org/drawingml/2006/picture">
+                <pic:pic xmlns:pic="http://schemas.openxmlformats.org/drawingml/2006/picture">
+                  <pic:nvPicPr>
+                    <pic:cNvPr id="0" name="" descr=""/>
+                    <pic:cNvPicPr>
+                      <a:picLocks noChangeAspect="1" noChangeArrowheads="1"/>
+                    </pic:cNvPicPr>
+                  </pic:nvPicPr>
+                  <pic:blipFill>
+                    <a:blip r:embed="rId15" cstate="none"/>
+                    <a:srcRect/>
+                    <a:stretch>
+                      <a:fillRect/>
+                    </a:stretch>
+                  </pic:blipFill>
+                  <pic:spPr bwMode="auto">
+                    <a:xfrm>
+                      <a:off x="0" y="0"/>
+                      <a:ext cx="1047750" cy="790575"/>
+                    </a:xfrm>
+                    <a:prstGeom prst="rect">
+                      <a:avLst/>
+                    </a:prstGeom>
+                  </pic:spPr>
+                </pic:pic>
+              </a:graphicData>
+            </a:graphic>
+          </wp:inline>
+        </w:drawing>
+      </w:r>
+    </w:p>
+    <w:p>
+      <w:pPr>
+        <w:keepNext/>
+        <w:spacing w:after="120"/>
+      </w:pPr>
+      <w:r>
+        <w:rPr>
+          <w:b/>
+          <w:bCs/>
+        </w:rPr>
+        <w:t xml:space="preserve">Tip (Propina)</w:t>
+      </w:r>
+      <w:r>
+        <w:t xml:space="preserve"> — Extra money you add for good service, found by taking a percent of the bill. Bill + tip = total.</w:t>
       </w:r>
     </w:p>
     <w:p>
@@ -516,39 +831,39 @@
           <w:b/>
           <w:bCs/>
         </w:rPr>
-        <w:t xml:space="preserve">1. A prize costs 120 tickets and is 25% off. What is the sale price?</w:t>
-      </w:r>
-    </w:p>
-    <w:p>
-      <w:pPr>
-        <w:spacing w:after="40" w:before="0"/>
-      </w:pPr>
-      <w:r>
-        <w:t xml:space="preserve">     A. 90 tickets</w:t>
-      </w:r>
-    </w:p>
-    <w:p>
-      <w:pPr>
-        <w:spacing w:after="40" w:before="0"/>
-      </w:pPr>
-      <w:r>
-        <w:t xml:space="preserve">     B. 95 tickets</w:t>
-      </w:r>
-    </w:p>
-    <w:p>
-      <w:pPr>
-        <w:spacing w:after="40" w:before="0"/>
-      </w:pPr>
-      <w:r>
-        <w:t xml:space="preserve">     C. 100 tickets</w:t>
-      </w:r>
-    </w:p>
-    <w:p>
-      <w:pPr>
-        <w:spacing w:after="40" w:before="0"/>
-      </w:pPr>
-      <w:r>
-        <w:t xml:space="preserve">     D. 30 tickets</w:t>
+        <w:t xml:space="preserve">1. $20 is 50% of what number?</w:t>
+      </w:r>
+    </w:p>
+    <w:p>
+      <w:pPr>
+        <w:spacing w:after="40" w:before="0"/>
+      </w:pPr>
+      <w:r>
+        <w:t xml:space="preserve">     A. $40</w:t>
+      </w:r>
+    </w:p>
+    <w:p>
+      <w:pPr>
+        <w:spacing w:after="40" w:before="0"/>
+      </w:pPr>
+      <w:r>
+        <w:t xml:space="preserve">     B. $10</w:t>
+      </w:r>
+    </w:p>
+    <w:p>
+      <w:pPr>
+        <w:spacing w:after="40" w:before="0"/>
+      </w:pPr>
+      <w:r>
+        <w:t xml:space="preserve">     C. $25</w:t>
+      </w:r>
+    </w:p>
+    <w:p>
+      <w:pPr>
+        <w:spacing w:after="40" w:before="0"/>
+      </w:pPr>
+      <w:r>
+        <w:t xml:space="preserve">     D. $70</w:t>
       </w:r>
     </w:p>
     <w:p>
@@ -571,39 +886,39 @@
           <w:b/>
           <w:bCs/>
         </w:rPr>
-        <w:t xml:space="preserve">2. A meal costs $20. You leave a 15% tip. How much is the tip?</w:t>
-      </w:r>
-    </w:p>
-    <w:p>
-      <w:pPr>
-        <w:spacing w:after="40" w:before="0"/>
-      </w:pPr>
-      <w:r>
-        <w:t xml:space="preserve">     A. $3.00</w:t>
-      </w:r>
-    </w:p>
-    <w:p>
-      <w:pPr>
-        <w:spacing w:after="40" w:before="0"/>
-      </w:pPr>
-      <w:r>
-        <w:t xml:space="preserve">     B. $1.50</w:t>
-      </w:r>
-    </w:p>
-    <w:p>
-      <w:pPr>
-        <w:spacing w:after="40" w:before="0"/>
-      </w:pPr>
-      <w:r>
-        <w:t xml:space="preserve">     C. $5.00</w:t>
-      </w:r>
-    </w:p>
-    <w:p>
-      <w:pPr>
-        <w:spacing w:after="40" w:before="0"/>
-      </w:pPr>
-      <w:r>
-        <w:t xml:space="preserve">     D. $0.15</w:t>
+        <w:t xml:space="preserve">2. Which equation says "30 is 25% of some number n"?</w:t>
+      </w:r>
+    </w:p>
+    <w:p>
+      <w:pPr>
+        <w:spacing w:after="40" w:before="0"/>
+      </w:pPr>
+      <w:r>
+        <w:t xml:space="preserve">     A. 0.25n = 30</w:t>
+      </w:r>
+    </w:p>
+    <w:p>
+      <w:pPr>
+        <w:spacing w:after="40" w:before="0"/>
+      </w:pPr>
+      <w:r>
+        <w:t xml:space="preserve">     B. 25n = 30</w:t>
+      </w:r>
+    </w:p>
+    <w:p>
+      <w:pPr>
+        <w:spacing w:after="40" w:before="0"/>
+      </w:pPr>
+      <w:r>
+        <w:t xml:space="preserve">     C. n = 0.25 × 30</w:t>
+      </w:r>
+    </w:p>
+    <w:p>
+      <w:pPr>
+        <w:spacing w:after="40" w:before="0"/>
+      </w:pPr>
+      <w:r>
+        <w:t xml:space="preserve">     D. n = 30 + 25</w:t>
       </w:r>
     </w:p>
     <w:p>
@@ -626,39 +941,39 @@
           <w:b/>
           <w:bCs/>
         </w:rPr>
-        <w:t xml:space="preserve">3. A restaurant bill is $35. You want to leave a 20% tip. What is the total amount you pay?</w:t>
-      </w:r>
-    </w:p>
-    <w:p>
-      <w:pPr>
-        <w:spacing w:after="40" w:before="0"/>
-      </w:pPr>
-      <w:r>
-        <w:t xml:space="preserve">     A. $42.00</w:t>
-      </w:r>
-    </w:p>
-    <w:p>
-      <w:pPr>
-        <w:spacing w:after="40" w:before="0"/>
-      </w:pPr>
-      <w:r>
-        <w:t xml:space="preserve">     B. $40.00</w:t>
-      </w:r>
-    </w:p>
-    <w:p>
-      <w:pPr>
-        <w:spacing w:after="40" w:before="0"/>
-      </w:pPr>
-      <w:r>
-        <w:t xml:space="preserve">     C. $38.50</w:t>
-      </w:r>
-    </w:p>
-    <w:p>
-      <w:pPr>
-        <w:spacing w:after="40" w:before="0"/>
-      </w:pPr>
-      <w:r>
-        <w:t xml:space="preserve">     D. $55.00</w:t>
+        <w:t xml:space="preserve">3. Which statement correctly names the pieces of "18 students is 30% of the class"?</w:t>
+      </w:r>
+    </w:p>
+    <w:p>
+      <w:pPr>
+        <w:spacing w:after="40" w:before="0"/>
+      </w:pPr>
+      <w:r>
+        <w:t xml:space="preserve">     A. 18 is the part, 30% is the percent, the class size is the whole</w:t>
+      </w:r>
+    </w:p>
+    <w:p>
+      <w:pPr>
+        <w:spacing w:after="40" w:before="0"/>
+      </w:pPr>
+      <w:r>
+        <w:t xml:space="preserve">     B. 18 is the whole, 30% is the part</w:t>
+      </w:r>
+    </w:p>
+    <w:p>
+      <w:pPr>
+        <w:spacing w:after="40" w:before="0"/>
+      </w:pPr>
+      <w:r>
+        <w:t xml:space="preserve">     C. 30 is the part, 18 is the percent</w:t>
+      </w:r>
+    </w:p>
+    <w:p>
+      <w:pPr>
+        <w:spacing w:after="40" w:before="0"/>
+      </w:pPr>
+      <w:r>
+        <w:t xml:space="preserve">     D. The class size is the part</w:t>
       </w:r>
     </w:p>
     <w:p>
@@ -681,43 +996,240 @@
           <w:b/>
           <w:bCs/>
         </w:rPr>
-        <w:t xml:space="preserve">4. Spot the Discount-then-Tax Mistake</w:t>
-      </w:r>
-    </w:p>
-    <w:p>
-      <w:pPr>
-        <w:spacing w:after="40" w:before="0"/>
-      </w:pPr>
-      <w:r>
-        <w:t xml:space="preserve">   Step 1 (Read): A $50 jacket is 20% off, then 5% tax is added. Find the final price.</w:t>
-      </w:r>
-    </w:p>
-    <w:p>
-      <w:pPr>
-        <w:spacing w:after="40" w:before="0"/>
-      </w:pPr>
-      <w:r>
-        <w:t xml:space="preserve">   Step 2 (Find the discount and sale price): 0.20 × 50 = 10 off, so the sale price is 50 − 10 = $40.</w:t>
-      </w:r>
-    </w:p>
-    <w:p>
-      <w:pPr>
-        <w:spacing w:after="40" w:before="0"/>
-      </w:pPr>
-      <w:r>
-        <w:t xml:space="preserve">   Step 3 (Add the tax): Tax = 0.05 × 50 = $2.50, so the total is 40 + 2.50 = $42.50.</w:t>
-      </w:r>
-    </w:p>
-    <w:p>
-      <w:pPr>
-        <w:spacing w:after="60" w:before="0"/>
+        <w:t xml:space="preserve">4. $10 is 50% of what number?</w:t>
+      </w:r>
+    </w:p>
+    <w:p>
+      <w:pPr>
+        <w:spacing w:after="40" w:before="0"/>
+      </w:pPr>
+      <w:r>
+        <w:t xml:space="preserve">     A. $20</w:t>
+      </w:r>
+    </w:p>
+    <w:p>
+      <w:pPr>
+        <w:spacing w:after="40" w:before="0"/>
+      </w:pPr>
+      <w:r>
+        <w:t xml:space="preserve">     B. $5</w:t>
+      </w:r>
+    </w:p>
+    <w:p>
+      <w:pPr>
+        <w:spacing w:after="40" w:before="0"/>
+      </w:pPr>
+      <w:r>
+        <w:t xml:space="preserve">     C. $60</w:t>
+      </w:r>
+    </w:p>
+    <w:p>
+      <w:pPr>
+        <w:spacing w:after="40" w:before="0"/>
+      </w:pPr>
+      <w:r>
+        <w:t xml:space="preserve">     D. $100</w:t>
+      </w:r>
+    </w:p>
+    <w:p>
+      <w:pPr>
+        <w:spacing w:after="60" w:before="120"/>
+      </w:pPr>
+      <w:r>
+        <w:rPr>
+          <w:color w:val="BBBBBB"/>
+        </w:rPr>
+        <w:t xml:space="preserve">______________________________________________________________________</w:t>
+      </w:r>
+    </w:p>
+    <w:p>
+      <w:pPr>
+        <w:spacing w:after="80" w:before="0"/>
+      </w:pPr>
+      <w:r>
+        <w:rPr>
+          <w:b/>
+          <w:bCs/>
+        </w:rPr>
+        <w:t xml:space="preserve">5. $9 is 25% of what number?</w:t>
+      </w:r>
+    </w:p>
+    <w:p>
+      <w:pPr>
+        <w:spacing w:after="40" w:before="0"/>
+      </w:pPr>
+      <w:r>
+        <w:t xml:space="preserve">     A. $36</w:t>
+      </w:r>
+    </w:p>
+    <w:p>
+      <w:pPr>
+        <w:spacing w:after="40" w:before="0"/>
+      </w:pPr>
+      <w:r>
+        <w:t xml:space="preserve">     B. $2.25</w:t>
+      </w:r>
+    </w:p>
+    <w:p>
+      <w:pPr>
+        <w:spacing w:after="40" w:before="0"/>
+      </w:pPr>
+      <w:r>
+        <w:t xml:space="preserve">     C. $34</w:t>
+      </w:r>
+    </w:p>
+    <w:p>
+      <w:pPr>
+        <w:spacing w:after="40" w:before="0"/>
+      </w:pPr>
+      <w:r>
+        <w:t xml:space="preserve">     D. $225</w:t>
+      </w:r>
+    </w:p>
+    <w:p>
+      <w:pPr>
+        <w:spacing w:after="60" w:before="120"/>
+      </w:pPr>
+      <w:r>
+        <w:rPr>
+          <w:color w:val="BBBBBB"/>
+        </w:rPr>
+        <w:t xml:space="preserve">______________________________________________________________________</w:t>
+      </w:r>
+    </w:p>
+    <w:p>
+      <w:pPr>
+        <w:spacing w:after="80" w:before="0"/>
+      </w:pPr>
+      <w:r>
+        <w:rPr>
+          <w:b/>
+          <w:bCs/>
+        </w:rPr>
+        <w:t xml:space="preserve">6. To find the whole from a part and a percent, you…</w:t>
+      </w:r>
+    </w:p>
+    <w:p>
+      <w:pPr>
+        <w:spacing w:after="40" w:before="0"/>
+      </w:pPr>
+      <w:r>
+        <w:t xml:space="preserve">     A. Divide the part by the percent in decimal form</w:t>
+      </w:r>
+    </w:p>
+    <w:p>
+      <w:pPr>
+        <w:spacing w:after="40" w:before="0"/>
+      </w:pPr>
+      <w:r>
+        <w:t xml:space="preserve">     B. Multiply the part by the percent</w:t>
+      </w:r>
+    </w:p>
+    <w:p>
+      <w:pPr>
+        <w:spacing w:after="40" w:before="0"/>
+      </w:pPr>
+      <w:r>
+        <w:t xml:space="preserve">     C. Add the part and the percent</w:t>
+      </w:r>
+    </w:p>
+    <w:p>
+      <w:pPr>
+        <w:spacing w:after="40" w:before="0"/>
+      </w:pPr>
+      <w:r>
+        <w:t xml:space="preserve">     D. Subtract the percent from 100</w:t>
+      </w:r>
+    </w:p>
+    <w:p>
+      <w:pPr>
+        <w:spacing w:after="60" w:before="120"/>
+      </w:pPr>
+      <w:r>
+        <w:rPr>
+          <w:color w:val="BBBBBB"/>
+        </w:rPr>
+        <w:t xml:space="preserve">______________________________________________________________________</w:t>
+      </w:r>
+    </w:p>
+    <w:p>
+      <w:pPr>
+        <w:spacing w:after="80" w:before="0"/>
+      </w:pPr>
+      <w:r>
+        <w:rPr>
+          <w:b/>
+          <w:bCs/>
+        </w:rPr>
+        <w:t xml:space="preserve">7. </w:t>
+      </w:r>
+    </w:p>
+    <w:p>
+      <w:pPr>
+        <w:spacing w:after="60" w:before="120"/>
+      </w:pPr>
+      <w:r>
+        <w:rPr>
+          <w:color w:val="BBBBBB"/>
+        </w:rPr>
+        <w:t xml:space="preserve">______________________________________________________________________</w:t>
+      </w:r>
+    </w:p>
+    <w:p>
+      <w:pPr>
+        <w:spacing w:after="60" w:before="120"/>
+      </w:pPr>
+      <w:r>
+        <w:rPr>
+          <w:color w:val="BBBBBB"/>
+        </w:rPr>
+        <w:t xml:space="preserve">______________________________________________________________________</w:t>
+      </w:r>
+    </w:p>
+    <w:p>
+      <w:pPr>
+        <w:spacing w:after="60" w:before="120"/>
+      </w:pPr>
+      <w:r>
+        <w:rPr>
+          <w:color w:val="BBBBBB"/>
+        </w:rPr>
+        <w:t xml:space="preserve">______________________________________________________________________</w:t>
+      </w:r>
+    </w:p>
+    <w:p>
+      <w:pPr>
+        <w:spacing w:after="60" w:before="120"/>
+      </w:pPr>
+      <w:r>
+        <w:rPr>
+          <w:color w:val="BBBBBB"/>
+        </w:rPr>
+        <w:t xml:space="preserve">______________________________________________________________________</w:t>
+      </w:r>
+    </w:p>
+    <w:p>
+      <w:pPr>
+        <w:spacing w:after="80" w:before="0"/>
+      </w:pPr>
+      <w:r>
+        <w:rPr>
+          <w:b/>
+          <w:bCs/>
+        </w:rPr>
+        <w:t xml:space="preserve">8. Sort each item into the correct group.</w:t>
+      </w:r>
+    </w:p>
+    <w:p>
+      <w:pPr>
+        <w:spacing w:after="80" w:before="0"/>
       </w:pPr>
       <w:r>
         <w:rPr>
           <w:i/>
           <w:iCs/>
         </w:rPr>
-        <w:t xml:space="preserve">Which step has the mistake? Explain and fix it:</w:t>
+        <w:t xml:space="preserve">Groups:    |      |   </w:t>
       </w:r>
     </w:p>
     <w:p>
@@ -732,309 +1244,65 @@
       </w:r>
     </w:p>
     <w:p>
-      <w:pPr>
-        <w:spacing w:after="60" w:before="120"/>
-      </w:pPr>
-      <w:r>
-        <w:rPr>
-          <w:color w:val="BBBBBB"/>
-        </w:rPr>
-        <w:t xml:space="preserve">______________________________________________________________________</w:t>
-      </w:r>
-    </w:p>
-    <w:p>
-      <w:pPr>
-        <w:spacing w:after="60" w:before="120"/>
-      </w:pPr>
-      <w:r>
-        <w:rPr>
-          <w:color w:val="BBBBBB"/>
-        </w:rPr>
-        <w:t xml:space="preserve">______________________________________________________________________</w:t>
+      <w:r>
+        <w:br w:type="page"/>
+      </w:r>
+    </w:p>
+    <w:p>
+      <w:pPr>
+        <w:pStyle w:val="Heading1"/>
+        <w:spacing w:after="120"/>
+      </w:pPr>
+      <w:r>
+        <w:rPr>
+          <w:b/>
+          <w:bCs/>
+        </w:rPr>
+        <w:t xml:space="preserve">Answer Key (Teacher)</w:t>
+      </w:r>
+    </w:p>
+    <w:p>
+      <w:pPr>
+        <w:spacing w:after="40" w:before="0"/>
+      </w:pPr>
+      <w:r>
+        <w:rPr>
+          <w:b/>
+          <w:bCs/>
+        </w:rPr>
+        <w:t xml:space="preserve">1. A. $40</w:t>
+      </w:r>
+    </w:p>
+    <w:p>
+      <w:pPr>
+        <w:spacing w:after="20" w:before="0"/>
+      </w:pPr>
+      <w:r>
+        <w:t xml:space="preserve">     50% is half, so the part is half the whole. Doubling gives the whole: 20 ÷ 0.5 = 40.</w:t>
       </w:r>
     </w:p>
     <w:p>
       <w:pPr>
         <w:spacing w:after="80" w:before="0"/>
-      </w:pPr>
-      <w:r>
-        <w:rPr>
-          <w:b/>
-          <w:bCs/>
-        </w:rPr>
-        <w:t xml:space="preserve">5. Store 1 — Sneaker Spot: A pair of sneakers is $60 with 20% off. What is the sale price?</w:t>
-      </w:r>
-    </w:p>
-    <w:p>
-      <w:pPr>
-        <w:spacing w:after="40" w:before="0"/>
-      </w:pPr>
-      <w:r>
-        <w:t xml:space="preserve">     A. $48</w:t>
-      </w:r>
-    </w:p>
-    <w:p>
-      <w:pPr>
-        <w:spacing w:after="40" w:before="0"/>
-      </w:pPr>
-      <w:r>
-        <w:t xml:space="preserve">     B. $40</w:t>
-      </w:r>
-    </w:p>
-    <w:p>
-      <w:pPr>
-        <w:spacing w:after="40" w:before="0"/>
-      </w:pPr>
-      <w:r>
-        <w:t xml:space="preserve">     C. $52</w:t>
-      </w:r>
-    </w:p>
-    <w:p>
-      <w:pPr>
-        <w:spacing w:after="40" w:before="0"/>
-      </w:pPr>
-      <w:r>
-        <w:t xml:space="preserve">     D. $12</w:t>
-      </w:r>
-    </w:p>
-    <w:p>
-      <w:pPr>
-        <w:spacing w:after="60" w:before="120"/>
-      </w:pPr>
-      <w:r>
-        <w:rPr>
-          <w:color w:val="BBBBBB"/>
-        </w:rPr>
-        <w:t xml:space="preserve">______________________________________________________________________</w:t>
-      </w:r>
-    </w:p>
-    <w:p>
-      <w:pPr>
-        <w:spacing w:after="80" w:before="0"/>
-      </w:pPr>
-      <w:r>
-        <w:rPr>
-          <w:b/>
-          <w:bCs/>
-        </w:rPr>
-        <w:t xml:space="preserve">6. Store 2 — Tech Stop: A $25 phone case has 8% sales tax added. What is the total cost?</w:t>
-      </w:r>
-    </w:p>
-    <w:p>
-      <w:pPr>
-        <w:spacing w:after="40" w:before="0"/>
-      </w:pPr>
-      <w:r>
-        <w:t xml:space="preserve">     A. $27</w:t>
-      </w:r>
-    </w:p>
-    <w:p>
-      <w:pPr>
-        <w:spacing w:after="40" w:before="0"/>
-      </w:pPr>
-      <w:r>
-        <w:t xml:space="preserve">     B. $33</w:t>
-      </w:r>
-    </w:p>
-    <w:p>
-      <w:pPr>
-        <w:spacing w:after="40" w:before="0"/>
-      </w:pPr>
-      <w:r>
-        <w:t xml:space="preserve">     C. $25.08</w:t>
-      </w:r>
-    </w:p>
-    <w:p>
-      <w:pPr>
-        <w:spacing w:after="40" w:before="0"/>
-      </w:pPr>
-      <w:r>
-        <w:t xml:space="preserve">     D. $23</w:t>
-      </w:r>
-    </w:p>
-    <w:p>
-      <w:pPr>
-        <w:spacing w:after="60" w:before="120"/>
-      </w:pPr>
-      <w:r>
-        <w:rPr>
-          <w:color w:val="BBBBBB"/>
-        </w:rPr>
-        <w:t xml:space="preserve">______________________________________________________________________</w:t>
-      </w:r>
-    </w:p>
-    <w:p>
-      <w:pPr>
-        <w:spacing w:after="80" w:before="0"/>
-      </w:pPr>
-      <w:r>
-        <w:rPr>
-          <w:b/>
-          <w:bCs/>
-        </w:rPr>
-        <w:t xml:space="preserve">7. Store 3 — Food Court: Your lunch bill is $40. You leave a 15% tip. How much is the tip?</w:t>
-      </w:r>
-    </w:p>
-    <w:p>
-      <w:pPr>
-        <w:spacing w:after="40" w:before="0"/>
-      </w:pPr>
-      <w:r>
-        <w:t xml:space="preserve">     A. $6</w:t>
-      </w:r>
-    </w:p>
-    <w:p>
-      <w:pPr>
-        <w:spacing w:after="40" w:before="0"/>
-      </w:pPr>
-      <w:r>
-        <w:t xml:space="preserve">     B. $4</w:t>
-      </w:r>
-    </w:p>
-    <w:p>
-      <w:pPr>
-        <w:spacing w:after="40" w:before="0"/>
-      </w:pPr>
-      <w:r>
-        <w:t xml:space="preserve">     C. $15</w:t>
-      </w:r>
-    </w:p>
-    <w:p>
-      <w:pPr>
-        <w:spacing w:after="40" w:before="0"/>
-      </w:pPr>
-      <w:r>
-        <w:t xml:space="preserve">     D. $46</w:t>
-      </w:r>
-    </w:p>
-    <w:p>
-      <w:pPr>
-        <w:spacing w:after="60" w:before="120"/>
-      </w:pPr>
-      <w:r>
-        <w:rPr>
-          <w:color w:val="BBBBBB"/>
-        </w:rPr>
-        <w:t xml:space="preserve">______________________________________________________________________</w:t>
-      </w:r>
-    </w:p>
-    <w:p>
-      <w:pPr>
-        <w:spacing w:after="80" w:before="0"/>
-      </w:pPr>
-      <w:r>
-        <w:rPr>
-          <w:b/>
-          <w:bCs/>
-        </w:rPr>
-        <w:t xml:space="preserve">8. Level 2 Extension — Tax-on-Discounted-Price Mistake</w:t>
-      </w:r>
-    </w:p>
-    <w:p>
-      <w:pPr>
-        <w:spacing w:after="40" w:before="0"/>
-      </w:pPr>
-      <w:r>
-        <w:t xml:space="preserve">   Step 1 (A $90 hoodie is 20% off, then 6% tax is added. Find the final price.): $90 hoodie, 20% off, 6% tax</w:t>
-      </w:r>
-    </w:p>
-    <w:p>
-      <w:pPr>
-        <w:spacing w:after="40" w:before="0"/>
-      </w:pPr>
-      <w:r>
-        <w:t xml:space="preserve">   Step 2 (Find the discount and the sale price): 0.20 x 90 = 18, so sale price = 90 - 18 = $72</w:t>
-      </w:r>
-    </w:p>
-    <w:p>
-      <w:pPr>
-        <w:spacing w:after="40" w:before="0"/>
-      </w:pPr>
-      <w:r>
-        <w:t xml:space="preserve">   Step 3 (Add the tax): Tax = 0.06 x 90 = 5.40</w:t>
-      </w:r>
-    </w:p>
-    <w:p>
-      <w:pPr>
-        <w:spacing w:after="40" w:before="0"/>
-      </w:pPr>
-      <w:r>
-        <w:t xml:space="preserve">   Step 4 (Final price): 72 + 5.40 = $77.40</w:t>
-      </w:r>
-    </w:p>
-    <w:p>
-      <w:pPr>
-        <w:spacing w:after="60" w:before="0"/>
       </w:pPr>
       <w:r>
         <w:rPr>
           <w:i/>
           <w:iCs/>
         </w:rPr>
-        <w:t xml:space="preserve">Which step has the mistake? Explain and fix it:</w:t>
-      </w:r>
-    </w:p>
-    <w:p>
-      <w:pPr>
-        <w:spacing w:after="60" w:before="120"/>
-      </w:pPr>
-      <w:r>
-        <w:rPr>
-          <w:color w:val="BBBBBB"/>
-        </w:rPr>
-        <w:t xml:space="preserve">______________________________________________________________________</w:t>
-      </w:r>
-    </w:p>
-    <w:p>
-      <w:pPr>
-        <w:spacing w:after="60" w:before="120"/>
-      </w:pPr>
-      <w:r>
-        <w:rPr>
-          <w:color w:val="BBBBBB"/>
-        </w:rPr>
-        <w:t xml:space="preserve">______________________________________________________________________</w:t>
-      </w:r>
-    </w:p>
-    <w:p>
-      <w:pPr>
-        <w:spacing w:after="60" w:before="120"/>
-      </w:pPr>
-      <w:r>
-        <w:rPr>
-          <w:color w:val="BBBBBB"/>
-        </w:rPr>
-        <w:t xml:space="preserve">______________________________________________________________________</w:t>
-      </w:r>
-    </w:p>
-    <w:p>
-      <w:r>
-        <w:br w:type="page"/>
-      </w:r>
-    </w:p>
-    <w:p>
-      <w:pPr>
-        <w:pStyle w:val="Heading1"/>
-        <w:spacing w:after="120"/>
-      </w:pPr>
-      <w:r>
-        <w:rPr>
-          <w:b/>
-          <w:bCs/>
-        </w:rPr>
-        <w:t xml:space="preserve">Answer Key (Teacher)</w:t>
-      </w:r>
-    </w:p>
-    <w:p>
-      <w:pPr>
-        <w:spacing w:after="40" w:before="0"/>
-      </w:pPr>
-      <w:r>
-        <w:rPr>
-          <w:b/>
-          <w:bCs/>
-        </w:rPr>
-        <w:t xml:space="preserve">1. A. 90 tickets</w:t>
+        <w:t xml:space="preserve">     Watch for: A common mistake when finding the whole is multiplying by the percent instead of dividing. For "$42 is 60% of the original price," computing 0.6 × 42 = $25.20 makes the original price SMALLER than the sale price — impossible for a discount. Since percent × whole = part, the whole is found by dividing: 42 ÷ 0.6 = $70. Whenever the percent is less than 100%, the whole must come out larger than the part, so a smaller answer is the tell.</w:t>
+      </w:r>
+    </w:p>
+    <w:p>
+      <w:pPr>
+        <w:spacing w:after="40" w:before="0"/>
+      </w:pPr>
+      <w:r>
+        <w:rPr>
+          <w:b/>
+          <w:bCs/>
+        </w:rPr>
+        <w:t xml:space="preserve">2. A. 0.25n = 30</w:t>
       </w:r>
     </w:p>
     <w:p>
@@ -1042,7 +1310,7 @@
         <w:spacing w:after="20" w:before="0"/>
       </w:pPr>
       <w:r>
-        <w:t xml:space="preserve">     25% of 120 = 0.25 × 120 = 30. Sale price: 120 − 30 = 90 tickets.</w:t>
+        <w:t xml:space="preserve">     Percent × whole = part, so 0.25 × n = 30.</w:t>
       </w:r>
     </w:p>
     <w:p>
@@ -1054,19 +1322,19 @@
           <w:i/>
           <w:iCs/>
         </w:rPr>
-        <w:t xml:space="preserve">     Watch for: A common mistake in Use Percent to Solve Problems is combining the discount and tax into one single percent change instead of applying them one after another. For a $40 item with a 25% discount and 8% sales tax, a student might compute 40 × (1 − 0.25 + 0.08) = 40 × 0.83 = $33.20, treating the tax as if it applies to the original price. But tax is charged on the discounted price, not the original price: first take 25% off $40 to get $40 × 0.75 = $30, then add 8% tax on that $30: $30 × 1.08 = $32.40. The correct final price is $32.40, not $33.20 — always compute the discount first, then apply tax to the new lower price.</w:t>
-      </w:r>
-    </w:p>
-    <w:p>
-      <w:pPr>
-        <w:spacing w:after="40" w:before="0"/>
-      </w:pPr>
-      <w:r>
-        <w:rPr>
-          <w:b/>
-          <w:bCs/>
-        </w:rPr>
-        <w:t xml:space="preserve">2. A. $3.00</w:t>
+        <w:t xml:space="preserve">     Watch for: A common mistake when finding the whole is multiplying by the percent instead of dividing. For "$42 is 60% of the original price," computing 0.6 × 42 = $25.20 makes the original price SMALLER than the sale price — impossible for a discount. Since percent × whole = part, the whole is found by dividing: 42 ÷ 0.6 = $70. Whenever the percent is less than 100%, the whole must come out larger than the part, so a smaller answer is the tell.</w:t>
+      </w:r>
+    </w:p>
+    <w:p>
+      <w:pPr>
+        <w:spacing w:after="40" w:before="0"/>
+      </w:pPr>
+      <w:r>
+        <w:rPr>
+          <w:b/>
+          <w:bCs/>
+        </w:rPr>
+        <w:t xml:space="preserve">3. A. 18 is the part, 30% is the percent, the class size is the whole</w:t>
       </w:r>
     </w:p>
     <w:p>
@@ -1074,7 +1342,7 @@
         <w:spacing w:after="20" w:before="0"/>
       </w:pPr>
       <w:r>
-        <w:t xml:space="preserve">     15% of $20 = 0.15 × 20 = $3.00.</w:t>
+        <w:t xml:space="preserve">     The known count is the part, the percent describes it, and the missing class size is the whole (100%).</w:t>
       </w:r>
     </w:p>
     <w:p>
@@ -1086,19 +1354,19 @@
           <w:i/>
           <w:iCs/>
         </w:rPr>
-        <w:t xml:space="preserve">     Watch for: A common mistake in Use Percent to Solve Problems is combining the discount and tax into one single percent change instead of applying them one after another. For a $40 item with a 25% discount and 8% sales tax, a student might compute 40 × (1 − 0.25 + 0.08) = 40 × 0.83 = $33.20, treating the tax as if it applies to the original price. But tax is charged on the discounted price, not the original price: first take 25% off $40 to get $40 × 0.75 = $30, then add 8% tax on that $30: $30 × 1.08 = $32.40. The correct final price is $32.40, not $33.20 — always compute the discount first, then apply tax to the new lower price.</w:t>
-      </w:r>
-    </w:p>
-    <w:p>
-      <w:pPr>
-        <w:spacing w:after="40" w:before="0"/>
-      </w:pPr>
-      <w:r>
-        <w:rPr>
-          <w:b/>
-          <w:bCs/>
-        </w:rPr>
-        <w:t xml:space="preserve">3. A. $42.00</w:t>
+        <w:t xml:space="preserve">     Watch for: A common mistake when finding the whole is multiplying by the percent instead of dividing. For "$42 is 60% of the original price," computing 0.6 × 42 = $25.20 makes the original price SMALLER than the sale price — impossible for a discount. Since percent × whole = part, the whole is found by dividing: 42 ÷ 0.6 = $70. Whenever the percent is less than 100%, the whole must come out larger than the part, so a smaller answer is the tell.</w:t>
+      </w:r>
+    </w:p>
+    <w:p>
+      <w:pPr>
+        <w:spacing w:after="40" w:before="0"/>
+      </w:pPr>
+      <w:r>
+        <w:rPr>
+          <w:b/>
+          <w:bCs/>
+        </w:rPr>
+        <w:t xml:space="preserve">4. A. $20</w:t>
       </w:r>
     </w:p>
     <w:p>
@@ -1106,7 +1374,7 @@
         <w:spacing w:after="20" w:before="0"/>
       </w:pPr>
       <w:r>
-        <w:t xml:space="preserve">     Tip: 0.20 × $35 = $7.00. Total: $35 + $7 = $42.00.</w:t>
+        <w:t xml:space="preserve">     Half of the whole is $10, so the whole is $20.</w:t>
       </w:r>
     </w:p>
     <w:p>
@@ -1118,19 +1386,19 @@
           <w:i/>
           <w:iCs/>
         </w:rPr>
-        <w:t xml:space="preserve">     Watch for: A common mistake in Use Percent to Solve Problems is combining the discount and tax into one single percent change instead of applying them one after another. For a $40 item with a 25% discount and 8% sales tax, a student might compute 40 × (1 − 0.25 + 0.08) = 40 × 0.83 = $33.20, treating the tax as if it applies to the original price. But tax is charged on the discounted price, not the original price: first take 25% off $40 to get $40 × 0.75 = $30, then add 8% tax on that $30: $30 × 1.08 = $32.40. The correct final price is $32.40, not $33.20 — always compute the discount first, then apply tax to the new lower price.</w:t>
-      </w:r>
-    </w:p>
-    <w:p>
-      <w:pPr>
-        <w:spacing w:after="40" w:before="0"/>
-      </w:pPr>
-      <w:r>
-        <w:rPr>
-          <w:b/>
-          <w:bCs/>
-        </w:rPr>
-        <w:t xml:space="preserve">4. Spot the Discount-then-Tax Mistake</w:t>
+        <w:t xml:space="preserve">     Watch for: A common mistake when finding the whole is multiplying by the percent instead of dividing. For "$42 is 60% of the original price," computing 0.6 × 42 = $25.20 makes the original price SMALLER than the sale price — impossible for a discount. Since percent × whole = part, the whole is found by dividing: 42 ÷ 0.6 = $70. Whenever the percent is less than 100%, the whole must come out larger than the part, so a smaller answer is the tell.</w:t>
+      </w:r>
+    </w:p>
+    <w:p>
+      <w:pPr>
+        <w:spacing w:after="40" w:before="0"/>
+      </w:pPr>
+      <w:r>
+        <w:rPr>
+          <w:b/>
+          <w:bCs/>
+        </w:rPr>
+        <w:t xml:space="preserve">5. A. $36</w:t>
       </w:r>
     </w:p>
     <w:p>
@@ -1138,43 +1406,7 @@
         <w:spacing w:after="20" w:before="0"/>
       </w:pPr>
       <w:r>
-        <w:t xml:space="preserve">     The mistake is in Step 3.</w:t>
-      </w:r>
-    </w:p>
-    <w:p>
-      <w:pPr>
-        <w:spacing w:after="20" w:before="0"/>
-      </w:pPr>
-      <w:r>
-        <w:t xml:space="preserve">     Correct work: Tax goes on the price you actually pay ($40), not the original $50. Tax = 0.05 × 40 = $2. Final price = 40 + 2 = $42.</w:t>
-      </w:r>
-    </w:p>
-    <w:p>
-      <w:pPr>
-        <w:spacing w:after="80" w:before="0"/>
-      </w:pPr>
-      <w:r>
-        <w:t xml:space="preserve">     Watch for: The "Add the tax" step charges the 5% on the original $50 instead of on the $40 you actually pay after the discount. Tax is always applied to the current price, so the tax is 0.05 × 40 = $2 and the final price is 40 + 2 = $42, not $42.50.</w:t>
-      </w:r>
-    </w:p>
-    <w:p>
-      <w:pPr>
-        <w:spacing w:after="40" w:before="0"/>
-      </w:pPr>
-      <w:r>
-        <w:rPr>
-          <w:b/>
-          <w:bCs/>
-        </w:rPr>
-        <w:t xml:space="preserve">5. A. $48</w:t>
-      </w:r>
-    </w:p>
-    <w:p>
-      <w:pPr>
-        <w:spacing w:after="20" w:before="0"/>
-      </w:pPr>
-      <w:r>
-        <w:t xml:space="preserve">     Discount: 0.20 x 60 = 12. Sale price: 60 - 12 = $48.</w:t>
+        <w:t xml:space="preserve">     25% is a quarter, so the whole is 4 times the part: 9 ÷ 0.25 = 36.</w:t>
       </w:r>
     </w:p>
     <w:p>
@@ -1186,19 +1418,19 @@
           <w:i/>
           <w:iCs/>
         </w:rPr>
-        <w:t xml:space="preserve">     Watch for: A common mistake in Use Percent to Solve Problems is combining the discount and tax into one single percent change instead of applying them one after another. For a $40 item with a 25% discount and 8% sales tax, a student might compute 40 × (1 − 0.25 + 0.08) = 40 × 0.83 = $33.20, treating the tax as if it applies to the original price. But tax is charged on the discounted price, not the original price: first take 25% off $40 to get $40 × 0.75 = $30, then add 8% tax on that $30: $30 × 1.08 = $32.40. The correct final price is $32.40, not $33.20 — always compute the discount first, then apply tax to the new lower price.</w:t>
-      </w:r>
-    </w:p>
-    <w:p>
-      <w:pPr>
-        <w:spacing w:after="40" w:before="0"/>
-      </w:pPr>
-      <w:r>
-        <w:rPr>
-          <w:b/>
-          <w:bCs/>
-        </w:rPr>
-        <w:t xml:space="preserve">6. A. $27</w:t>
+        <w:t xml:space="preserve">     Watch for: A common mistake when finding the whole is multiplying by the percent instead of dividing. For "$42 is 60% of the original price," computing 0.6 × 42 = $25.20 makes the original price SMALLER than the sale price — impossible for a discount. Since percent × whole = part, the whole is found by dividing: 42 ÷ 0.6 = $70. Whenever the percent is less than 100%, the whole must come out larger than the part, so a smaller answer is the tell.</w:t>
+      </w:r>
+    </w:p>
+    <w:p>
+      <w:pPr>
+        <w:spacing w:after="40" w:before="0"/>
+      </w:pPr>
+      <w:r>
+        <w:rPr>
+          <w:b/>
+          <w:bCs/>
+        </w:rPr>
+        <w:t xml:space="preserve">6. A. Divide the part by the percent in decimal form</w:t>
       </w:r>
     </w:p>
     <w:p>
@@ -1206,7 +1438,7 @@
         <w:spacing w:after="20" w:before="0"/>
       </w:pPr>
       <w:r>
-        <w:t xml:space="preserve">     Tax: 0.08 x 25 = 2. Total: 25 + 2 = $27.</w:t>
+        <w:t xml:space="preserve">     Percent × whole = part, so dividing the part by the decimal undoes the multiplication and leaves the whole.</w:t>
       </w:r>
     </w:p>
     <w:p>
@@ -1218,19 +1450,19 @@
           <w:i/>
           <w:iCs/>
         </w:rPr>
-        <w:t xml:space="preserve">     Watch for: A common mistake in Use Percent to Solve Problems is combining the discount and tax into one single percent change instead of applying them one after another. For a $40 item with a 25% discount and 8% sales tax, a student might compute 40 × (1 − 0.25 + 0.08) = 40 × 0.83 = $33.20, treating the tax as if it applies to the original price. But tax is charged on the discounted price, not the original price: first take 25% off $40 to get $40 × 0.75 = $30, then add 8% tax on that $30: $30 × 1.08 = $32.40. The correct final price is $32.40, not $33.20 — always compute the discount first, then apply tax to the new lower price.</w:t>
-      </w:r>
-    </w:p>
-    <w:p>
-      <w:pPr>
-        <w:spacing w:after="40" w:before="0"/>
-      </w:pPr>
-      <w:r>
-        <w:rPr>
-          <w:b/>
-          <w:bCs/>
-        </w:rPr>
-        <w:t xml:space="preserve">7. A. $6</w:t>
+        <w:t xml:space="preserve">     Watch for: A common mistake when finding the whole is multiplying by the percent instead of dividing. For "$42 is 60% of the original price," computing 0.6 × 42 = $25.20 makes the original price SMALLER than the sale price — impossible for a discount. Since percent × whole = part, the whole is found by dividing: 42 ÷ 0.6 = $70. Whenever the percent is less than 100%, the whole must come out larger than the part, so a smaller answer is the tell.</w:t>
+      </w:r>
+    </w:p>
+    <w:p>
+      <w:pPr>
+        <w:spacing w:after="40" w:before="0"/>
+      </w:pPr>
+      <w:r>
+        <w:rPr>
+          <w:b/>
+          <w:bCs/>
+        </w:rPr>
+        <w:t xml:space="preserve">7. Open response — answers will vary.</w:t>
       </w:r>
     </w:p>
     <w:p>
@@ -1238,55 +1470,27 @@
         <w:spacing w:after="20" w:before="0"/>
       </w:pPr>
       <w:r>
-        <w:t xml:space="preserve">     Tip: 0.15 x 40 = $6.</w:t>
-      </w:r>
-    </w:p>
-    <w:p>
-      <w:pPr>
-        <w:spacing w:after="80" w:before="0"/>
-      </w:pPr>
-      <w:r>
-        <w:rPr>
-          <w:i/>
-          <w:iCs/>
-        </w:rPr>
-        <w:t xml:space="preserve">     Watch for: A common mistake in Use Percent to Solve Problems is combining the discount and tax into one single percent change instead of applying them one after another. For a $40 item with a 25% discount and 8% sales tax, a student might compute 40 × (1 − 0.25 + 0.08) = 40 × 0.83 = $33.20, treating the tax as if it applies to the original price. But tax is charged on the discounted price, not the original price: first take 25% off $40 to get $40 × 0.75 = $30, then add 8% tax on that $30: $30 × 1.08 = $32.40. The correct final price is $32.40, not $33.20 — always compute the discount first, then apply tax to the new lower price.</w:t>
-      </w:r>
-    </w:p>
-    <w:p>
-      <w:pPr>
-        <w:spacing w:after="40" w:before="0"/>
-      </w:pPr>
-      <w:r>
-        <w:rPr>
-          <w:b/>
-          <w:bCs/>
-        </w:rPr>
-        <w:t xml:space="preserve">8. Level 2 Extension — Tax-on-Discounted-Price Mistake</w:t>
-      </w:r>
-    </w:p>
-    <w:p>
-      <w:pPr>
-        <w:spacing w:after="20" w:before="0"/>
-      </w:pPr>
-      <w:r>
-        <w:t xml:space="preserve">     The mistake is in Step 3.</w:t>
-      </w:r>
-    </w:p>
-    <w:p>
-      <w:pPr>
-        <w:spacing w:after="20" w:before="0"/>
-      </w:pPr>
-      <w:r>
-        <w:t xml:space="preserve">     Correct work: Tax must be charged on the price you actually pay ($72), not the original $90. Tax = 0.06 x 72 = 4.32. Final price = 72 + 4.32 = $76.32.</w:t>
-      </w:r>
-    </w:p>
-    <w:p>
-      <w:pPr>
-        <w:spacing w:after="80" w:before="0"/>
-      </w:pPr>
-      <w:r>
-        <w:t xml:space="preserve">     Watch for: The discount was handled correctly, giving a sale price of 90 − 18 = $72. The "Add the tax" step is where it breaks: the 6% was charged on the original $90 instead of on the $72 you actually pay. Tax = 0.06 × 72 = $4.32, so the final price is 72 + 4.32 = $76.32, not $77.40.</w:t>
+        <w:t xml:space="preserve">     Sample: The 120 puzzles sold were the 300-piece and 500-piece stock together, so they represent 25% + 15% = 40% of the whole stock. That makes 120 the part and 40% the percent, with the total stock unknown: 0.4t = 120, so t = 120 ÷ 0.4 = 300 puzzles in all. Now find each type as a part of that whole: 300-piece = 0.25 × 300 = 75 puzzles, 500-piece = 0.15 × 300 = 45 puzzles, and 1,000-piece = the remaining 60% = 0.6 × 300 = 180 puzzles. Check: 75 + 45 = 120 sold ✓, and 75 + 45 + 180 = 300 ✓.</w:t>
+      </w:r>
+    </w:p>
+    <w:p>
+      <w:pPr>
+        <w:spacing w:after="40" w:before="0"/>
+      </w:pPr>
+      <w:r>
+        <w:rPr>
+          <w:b/>
+          <w:bCs/>
+        </w:rPr>
+        <w:t xml:space="preserve">8. Correct groups:</w:t>
+      </w:r>
+    </w:p>
+    <w:p>
+      <w:pPr>
+        <w:spacing w:after="40" w:before="0"/>
+      </w:pPr>
+      <w:r>
+        <w:t xml:space="preserve"/>
       </w:r>
     </w:p>
     <w:sectPr>
